--- a/treasure/download/经藏/经集部-433部/说无垢称经-唐-玄奘.docx
+++ b/treasure/download/经藏/经集部-433部/说无垢称经-唐-玄奘.docx
@@ -364,18 +364,7 @@
           <w:szCs w:val="24"/>
           <w:shd w:val="pct15" w:color="auto" w:fill="FFFFFF"/>
         </w:rPr>
-        <w:t>复有万梵。</w:t>
-      </w:r>
-      <w:bookmarkStart w:id="0" w:name="_GoBack"/>
-      <w:bookmarkEnd w:id="0"/>
-      <w:r>
-        <w:rPr>
-          <w:rFonts w:ascii="楷体" w:eastAsia="楷体" w:hAnsi="楷体" w:hint="eastAsia"/>
-          <w:sz w:val="24"/>
-          <w:szCs w:val="24"/>
-          <w:shd w:val="pct15" w:color="auto" w:fill="FFFFFF"/>
-        </w:rPr>
-        <w:t>持髻梵王而为上首。从本无忧四大洲界。为欲瞻礼供养世尊及听法故来在会坐。</w:t>
+        <w:t>复有万梵。持髻梵王而为上首。从本无忧四大洲界。为欲瞻礼供养世尊及听法故来在会坐。</w:t>
       </w:r>
     </w:p>
     <w:p>
@@ -1345,39 +1334,81 @@
         <w:ind w:firstLine="480"/>
         <w:rPr>
           <w:rFonts w:ascii="楷体" w:eastAsia="楷体" w:hAnsi="楷体"/>
-          <w:sz w:val="24"/>
-          <w:szCs w:val="24"/>
-          <w:shd w:val="pct15" w:color="auto" w:fill="FFFFFF"/>
-        </w:rPr>
-      </w:pPr>
-      <w:r>
-        <w:rPr>
-          <w:rFonts w:ascii="楷体" w:eastAsia="楷体" w:hAnsi="楷体" w:hint="eastAsia"/>
-          <w:sz w:val="24"/>
-          <w:szCs w:val="24"/>
-          <w:shd w:val="pct15" w:color="auto" w:fill="FFFFFF"/>
-        </w:rPr>
-        <w:t>诸善男子。是故菩萨若欲勤修严净佛土。先应方便严净自心。所以者何。随诸菩萨自心严净。即得如是严净佛土。</w:t>
-      </w:r>
-    </w:p>
-    <w:p>
-      <w:pPr>
-        <w:ind w:firstLine="480"/>
-        <w:rPr>
-          <w:rFonts w:ascii="楷体" w:eastAsia="楷体" w:hAnsi="楷体"/>
-          <w:sz w:val="24"/>
-          <w:szCs w:val="24"/>
-          <w:shd w:val="pct15" w:color="auto" w:fill="FFFFFF"/>
-        </w:rPr>
-      </w:pPr>
-      <w:r>
-        <w:rPr>
-          <w:rFonts w:ascii="楷体" w:eastAsia="楷体" w:hAnsi="楷体" w:hint="eastAsia"/>
-          <w:sz w:val="24"/>
-          <w:szCs w:val="24"/>
-          <w:shd w:val="pct15" w:color="auto" w:fill="FFFFFF"/>
-        </w:rPr>
-        <w:t>尔时舍利子承佛威神作如是念。若诸菩萨心严净故佛土严净。而我世尊行菩萨时心不严净。故是佛土杂秽若此。</w:t>
+          <w:color w:val="00B0F0"/>
+          <w:sz w:val="24"/>
+          <w:szCs w:val="24"/>
+          <w:shd w:val="pct15" w:color="auto" w:fill="FFFFFF"/>
+        </w:rPr>
+      </w:pPr>
+      <w:r>
+        <w:rPr>
+          <w:rFonts w:ascii="楷体" w:eastAsia="楷体" w:hAnsi="楷体" w:hint="eastAsia"/>
+          <w:sz w:val="24"/>
+          <w:szCs w:val="24"/>
+          <w:shd w:val="pct15" w:color="auto" w:fill="FFFFFF"/>
+        </w:rPr>
+        <w:t>诸善男子。是故菩萨若欲勤修严净佛土。先应方便严净自心。所以者何。</w:t>
+      </w:r>
+      <w:r>
+        <w:rPr>
+          <w:rFonts w:ascii="楷体" w:eastAsia="楷体" w:hAnsi="楷体" w:hint="eastAsia"/>
+          <w:i/>
+          <w:color w:val="00B0F0"/>
+          <w:sz w:val="24"/>
+          <w:szCs w:val="24"/>
+          <w:u w:val="single"/>
+          <w:shd w:val="pct15" w:color="auto" w:fill="FFFFFF"/>
+        </w:rPr>
+        <w:t>随</w:t>
+      </w:r>
+      <w:r>
+        <w:rPr>
+          <w:rFonts w:ascii="楷体" w:eastAsia="楷体" w:hAnsi="楷体" w:hint="eastAsia"/>
+          <w:color w:val="00B0F0"/>
+          <w:sz w:val="24"/>
+          <w:szCs w:val="24"/>
+          <w:shd w:val="pct15" w:color="auto" w:fill="FFFFFF"/>
+        </w:rPr>
+        <w:t>诸菩萨自心严净。即得如是严净佛土。</w:t>
+      </w:r>
+    </w:p>
+    <w:p>
+      <w:pPr>
+        <w:ind w:firstLine="480"/>
+        <w:rPr>
+          <w:rFonts w:ascii="楷体" w:eastAsia="楷体" w:hAnsi="楷体"/>
+          <w:sz w:val="24"/>
+          <w:szCs w:val="24"/>
+          <w:shd w:val="pct15" w:color="auto" w:fill="FFFFFF"/>
+        </w:rPr>
+      </w:pPr>
+      <w:r>
+        <w:rPr>
+          <w:rFonts w:ascii="楷体" w:eastAsia="楷体" w:hAnsi="楷体" w:hint="eastAsia"/>
+          <w:sz w:val="24"/>
+          <w:szCs w:val="24"/>
+          <w:shd w:val="pct15" w:color="auto" w:fill="FFFFFF"/>
+        </w:rPr>
+        <w:t>尔时舍利子承佛威神作如是念。</w:t>
+      </w:r>
+      <w:r>
+        <w:rPr>
+          <w:rFonts w:ascii="楷体" w:eastAsia="楷体" w:hAnsi="楷体" w:hint="eastAsia"/>
+          <w:color w:val="00B0F0"/>
+          <w:sz w:val="24"/>
+          <w:szCs w:val="24"/>
+          <w:shd w:val="pct15" w:color="auto" w:fill="FFFFFF"/>
+        </w:rPr>
+        <w:t>若诸菩萨心严净故佛土严净。</w:t>
+      </w:r>
+      <w:r>
+        <w:rPr>
+          <w:rFonts w:ascii="楷体" w:eastAsia="楷体" w:hAnsi="楷体" w:hint="eastAsia"/>
+          <w:sz w:val="24"/>
+          <w:szCs w:val="24"/>
+          <w:shd w:val="pct15" w:color="auto" w:fill="FFFFFF"/>
+        </w:rPr>
+        <w:t>而我世尊行菩萨时心不严净。故是佛土杂秽若此。</w:t>
       </w:r>
     </w:p>
     <w:p>
@@ -1525,19 +1556,30 @@
         <w:ind w:firstLine="480"/>
         <w:rPr>
           <w:rFonts w:ascii="楷体" w:eastAsia="楷体" w:hAnsi="楷体"/>
-          <w:sz w:val="24"/>
-          <w:szCs w:val="24"/>
-          <w:shd w:val="pct15" w:color="auto" w:fill="FFFFFF"/>
-        </w:rPr>
-      </w:pPr>
-      <w:r>
-        <w:rPr>
-          <w:rFonts w:ascii="楷体" w:eastAsia="楷体" w:hAnsi="楷体" w:hint="eastAsia"/>
-          <w:sz w:val="24"/>
-          <w:szCs w:val="24"/>
-          <w:shd w:val="pct15" w:color="auto" w:fill="FFFFFF"/>
-        </w:rPr>
-        <w:t>持髻梵言。唯大尊者。心有高下不严净故。谓佛智慧意乐亦尔。故见佛土为不严净。若诸菩萨于诸有情。其心平等功德严净。谓佛智慧意乐亦尔。便见佛土最极严净。</w:t>
+          <w:color w:val="00B0F0"/>
+          <w:sz w:val="24"/>
+          <w:szCs w:val="24"/>
+          <w:shd w:val="pct15" w:color="auto" w:fill="FFFFFF"/>
+        </w:rPr>
+      </w:pPr>
+      <w:r>
+        <w:rPr>
+          <w:rFonts w:ascii="楷体" w:eastAsia="楷体" w:hAnsi="楷体" w:hint="eastAsia"/>
+          <w:sz w:val="24"/>
+          <w:szCs w:val="24"/>
+          <w:shd w:val="pct15" w:color="auto" w:fill="FFFFFF"/>
+        </w:rPr>
+        <w:t>持髻梵言。唯大尊者。心有高下不严净故。谓佛智慧意乐亦尔。故见佛土为不严净。</w:t>
+      </w:r>
+      <w:r>
+        <w:rPr>
+          <w:rFonts w:ascii="楷体" w:eastAsia="楷体" w:hAnsi="楷体" w:hint="eastAsia"/>
+          <w:color w:val="00B0F0"/>
+          <w:sz w:val="24"/>
+          <w:szCs w:val="24"/>
+          <w:shd w:val="pct15" w:color="auto" w:fill="FFFFFF"/>
+        </w:rPr>
+        <w:t>若诸菩萨于诸有情。其心平等功德严净。谓佛智慧意乐亦尔。便见佛土最极严净。</w:t>
       </w:r>
     </w:p>
     <w:p>
@@ -1617,47 +1659,97 @@
           <w:szCs w:val="24"/>
           <w:shd w:val="pct15" w:color="auto" w:fill="FFFFFF"/>
         </w:rPr>
-        <w:t>告舍利子。我佛国土常净若此。为欲成熟下劣有情。是故示现无量过失杂秽土耳。</w:t>
-      </w:r>
-    </w:p>
-    <w:p>
-      <w:pPr>
-        <w:ind w:firstLine="480"/>
-        <w:rPr>
-          <w:rFonts w:ascii="楷体" w:eastAsia="楷体" w:hAnsi="楷体"/>
-          <w:sz w:val="24"/>
-          <w:szCs w:val="24"/>
-          <w:shd w:val="pct15" w:color="auto" w:fill="FFFFFF"/>
-        </w:rPr>
-      </w:pPr>
-      <w:r>
-        <w:rPr>
-          <w:rFonts w:ascii="楷体" w:eastAsia="楷体" w:hAnsi="楷体" w:hint="eastAsia"/>
-          <w:sz w:val="24"/>
-          <w:szCs w:val="24"/>
-          <w:shd w:val="pct15" w:color="auto" w:fill="FFFFFF"/>
-        </w:rPr>
-        <w:t>舍利子。譬如三十三天共宝器食。随业所招其食有异。如是舍利子。无量有情生一佛土。随心净秽所见有异。若人心净。便见此土无量功德妙宝庄严。</w:t>
-      </w:r>
-    </w:p>
-    <w:p>
-      <w:pPr>
-        <w:ind w:firstLine="480"/>
-        <w:rPr>
-          <w:rFonts w:ascii="楷体" w:eastAsia="楷体" w:hAnsi="楷体"/>
-          <w:sz w:val="24"/>
-          <w:szCs w:val="24"/>
-          <w:shd w:val="pct15" w:color="auto" w:fill="FFFFFF"/>
-        </w:rPr>
-      </w:pPr>
-      <w:r>
-        <w:rPr>
-          <w:rFonts w:ascii="楷体" w:eastAsia="楷体" w:hAnsi="楷体" w:hint="eastAsia"/>
-          <w:sz w:val="24"/>
-          <w:szCs w:val="24"/>
-          <w:shd w:val="pct15" w:color="auto" w:fill="FFFFFF"/>
-        </w:rPr>
-        <w:t>当佛现此严净土时。宝性所将五百童子一切皆得无生法忍。八万四千诸有情类皆发无上正等觉心。时佛世尊即摄神足。于是世界还复如故。求声闻乘三万二千诸天及人。知有为法皆悉无常。远尘离垢得法眼净。八千苾刍永离诸漏心善解脱。</w:t>
+        <w:t>告舍利子。我佛国土常净若此。为欲成熟下劣有情。是故</w:t>
+      </w:r>
+      <w:r>
+        <w:rPr>
+          <w:rFonts w:ascii="楷体" w:eastAsia="楷体" w:hAnsi="楷体" w:hint="eastAsia"/>
+          <w:color w:val="00B0F0"/>
+          <w:sz w:val="24"/>
+          <w:szCs w:val="24"/>
+          <w:shd w:val="pct15" w:color="auto" w:fill="FFFFFF"/>
+        </w:rPr>
+        <w:t>示现</w:t>
+      </w:r>
+      <w:r>
+        <w:rPr>
+          <w:rFonts w:ascii="楷体" w:eastAsia="楷体" w:hAnsi="楷体" w:hint="eastAsia"/>
+          <w:sz w:val="24"/>
+          <w:szCs w:val="24"/>
+          <w:shd w:val="pct15" w:color="auto" w:fill="FFFFFF"/>
+        </w:rPr>
+        <w:t>无量过失杂秽土耳。</w:t>
+      </w:r>
+    </w:p>
+    <w:p>
+      <w:pPr>
+        <w:ind w:firstLine="480"/>
+        <w:rPr>
+          <w:rFonts w:ascii="楷体" w:eastAsia="楷体" w:hAnsi="楷体"/>
+          <w:sz w:val="24"/>
+          <w:szCs w:val="24"/>
+          <w:shd w:val="pct15" w:color="auto" w:fill="FFFFFF"/>
+        </w:rPr>
+      </w:pPr>
+      <w:r>
+        <w:rPr>
+          <w:rFonts w:ascii="楷体" w:eastAsia="楷体" w:hAnsi="楷体" w:hint="eastAsia"/>
+          <w:sz w:val="24"/>
+          <w:szCs w:val="24"/>
+          <w:shd w:val="pct15" w:color="auto" w:fill="FFFFFF"/>
+        </w:rPr>
+        <w:t>舍利子。譬如三十三天共宝器食。随业所招其食有异。如是舍利子。无量有情生一佛土。随心净秽所见有异。</w:t>
+      </w:r>
+      <w:r>
+        <w:rPr>
+          <w:rFonts w:ascii="楷体" w:eastAsia="楷体" w:hAnsi="楷体" w:hint="eastAsia"/>
+          <w:color w:val="00B0F0"/>
+          <w:sz w:val="24"/>
+          <w:szCs w:val="24"/>
+          <w:shd w:val="pct15" w:color="auto" w:fill="FFFFFF"/>
+        </w:rPr>
+        <w:t>若人心净。便见此土无量功德妙宝庄严。</w:t>
+      </w:r>
+    </w:p>
+    <w:p>
+      <w:pPr>
+        <w:ind w:firstLine="480"/>
+        <w:rPr>
+          <w:rFonts w:ascii="楷体" w:eastAsia="楷体" w:hAnsi="楷体"/>
+          <w:sz w:val="24"/>
+          <w:szCs w:val="24"/>
+          <w:shd w:val="pct15" w:color="auto" w:fill="FFFFFF"/>
+        </w:rPr>
+      </w:pPr>
+      <w:r>
+        <w:rPr>
+          <w:rFonts w:ascii="楷体" w:eastAsia="楷体" w:hAnsi="楷体" w:hint="eastAsia"/>
+          <w:sz w:val="24"/>
+          <w:szCs w:val="24"/>
+          <w:shd w:val="pct15" w:color="auto" w:fill="FFFFFF"/>
+        </w:rPr>
+        <w:t>当佛现此严净土时。宝性所将五百童子一切皆得无生法忍。八万四千诸有情类皆发无上正等觉心。时佛世尊即摄神足。于是世界还复如故。求声闻乘三万二千诸天及人。</w:t>
+      </w:r>
+      <w:bookmarkStart w:id="0" w:name="_GoBack"/>
+      <w:r>
+        <w:rPr>
+          <w:rFonts w:ascii="楷体" w:eastAsia="楷体" w:hAnsi="楷体" w:hint="eastAsia"/>
+          <w:color w:val="00B0F0"/>
+          <w:sz w:val="24"/>
+          <w:szCs w:val="24"/>
+          <w:shd w:val="pct15" w:color="auto" w:fill="FFFFFF"/>
+        </w:rPr>
+        <w:t>知有为法皆悉无常。</w:t>
+      </w:r>
+      <w:bookmarkEnd w:id="0"/>
+      <w:r>
+        <w:rPr>
+          <w:rFonts w:ascii="楷体" w:eastAsia="楷体" w:hAnsi="楷体" w:hint="eastAsia"/>
+          <w:sz w:val="24"/>
+          <w:szCs w:val="24"/>
+          <w:shd w:val="pct15" w:color="auto" w:fill="FFFFFF"/>
+        </w:rPr>
+        <w:t>远尘离垢得法眼净。八千苾刍永离诸漏心善解脱。</w:t>
       </w:r>
     </w:p>
     <w:p>
@@ -22092,7 +22184,7 @@
 </file>
 
 <file path=customXml/itemProps1.xml><?xml version="1.0" encoding="utf-8"?>
-<ds:datastoreItem xmlns:ds="http://schemas.openxmlformats.org/officeDocument/2006/customXml" ds:itemID="{ED3B121A-6D1B-48DC-A3E1-3E3C19522744}">
+<ds:datastoreItem xmlns:ds="http://schemas.openxmlformats.org/officeDocument/2006/customXml" ds:itemID="{67E8A44F-B816-46C6-83A5-7948A6C14783}">
   <ds:schemaRefs>
     <ds:schemaRef ds:uri="http://schemas.openxmlformats.org/officeDocument/2006/bibliography"/>
   </ds:schemaRefs>
